--- a/en/week-7/cen429-week-7-ders-notu.docx
+++ b/en/week-7/cen429-week-7-ders-notu.docx
@@ -2,7 +2,7 @@
 <file path=word/document.xml><?xml version="1.0" encoding="utf-8"?>
 <w:document xmlns:w="http://schemas.openxmlformats.org/wordprocessingml/2006/main" xmlns:m="http://schemas.openxmlformats.org/officeDocument/2006/math" xmlns:r="http://schemas.openxmlformats.org/officeDocument/2006/relationships" xmlns:o="urn:schemas-microsoft-com:office:office" xmlns:v="urn:schemas-microsoft-com:vml" xmlns:w10="urn:schemas-microsoft-com:office:word" xmlns:a="http://schemas.openxmlformats.org/drawingml/2006/main" xmlns:pic="http://schemas.openxmlformats.org/drawingml/2006/picture" xmlns:wp="http://schemas.openxmlformats.org/drawingml/2006/wordprocessingDrawing">
   <w:body>
-    <w:bookmarkStart w:id="40" w:name="week-7-midterm-project-demonstrations"/>
+    <w:bookmarkStart w:id="47" w:name="week-7-midterm-project-demonstrations"/>
     <w:p>
       <w:pPr>
         <w:pStyle w:val="Heading1"/>
@@ -228,7 +228,7 @@
         </w:pict>
       </w:r>
     </w:p>
-    <w:bookmarkStart w:id="24" w:name="what-does-the-midterm-checkpoint-measure"/>
+    <w:bookmarkStart w:id="30" w:name="what-does-the-midterm-checkpoint-measure"/>
     <w:p>
       <w:pPr>
         <w:pStyle w:val="Heading2"/>
@@ -258,7 +258,7 @@
       <w:r>
         <w:drawing>
           <wp:inline>
-            <wp:extent cx="5759999" cy="2748610"/>
+            <wp:extent cx="5759999" cy="1170038"/>
             <wp:effectExtent b="0" l="0" r="0" t="0"/>
             <wp:docPr descr="Demonstration day flow" title="" id="21" name="Picture"/>
             <a:graphic>
@@ -279,7 +279,7 @@
                   <pic:spPr bwMode="auto">
                     <a:xfrm>
                       <a:off x="0" y="0"/>
-                      <a:ext cx="5759999" cy="2748610"/>
+                      <a:ext cx="5759999" cy="1170038"/>
                     </a:xfrm>
                     <a:prstGeom prst="rect">
                       <a:avLst/>
@@ -404,9 +404,28 @@
             <w:pPr>
               <w:pStyle w:val="Compact"/>
             </w:pPr>
-            <w:r>
-              <w:t xml:space="preserve">1, 2</w:t>
-            </w:r>
+            <w:hyperlink r:id="rId23">
+              <w:r>
+                <w:rPr>
+                  <w:rStyle w:val="Hyperlink"/>
+                </w:rPr>
+                <w:t xml:space="preserve">1</w:t>
+              </w:r>
+            </w:hyperlink>
+            <w:r>
+              <w:t xml:space="preserve">,</w:t>
+            </w:r>
+            <w:r>
+              <w:t xml:space="preserve"> </w:t>
+            </w:r>
+            <w:hyperlink r:id="rId24">
+              <w:r>
+                <w:rPr>
+                  <w:rStyle w:val="Hyperlink"/>
+                </w:rPr>
+                <w:t xml:space="preserve">2</w:t>
+              </w:r>
+            </w:hyperlink>
           </w:p>
         </w:tc>
       </w:tr>
@@ -454,9 +473,28 @@
             <w:pPr>
               <w:pStyle w:val="Compact"/>
             </w:pPr>
-            <w:r>
-              <w:t xml:space="preserve">1, 3</w:t>
-            </w:r>
+            <w:hyperlink r:id="rId23">
+              <w:r>
+                <w:rPr>
+                  <w:rStyle w:val="Hyperlink"/>
+                </w:rPr>
+                <w:t xml:space="preserve">1</w:t>
+              </w:r>
+            </w:hyperlink>
+            <w:r>
+              <w:t xml:space="preserve">,</w:t>
+            </w:r>
+            <w:r>
+              <w:t xml:space="preserve"> </w:t>
+            </w:r>
+            <w:hyperlink r:id="rId25">
+              <w:r>
+                <w:rPr>
+                  <w:rStyle w:val="Hyperlink"/>
+                </w:rPr>
+                <w:t xml:space="preserve">3</w:t>
+              </w:r>
+            </w:hyperlink>
           </w:p>
         </w:tc>
       </w:tr>
@@ -504,9 +542,28 @@
             <w:pPr>
               <w:pStyle w:val="Compact"/>
             </w:pPr>
-            <w:r>
-              <w:t xml:space="preserve">4, 6</w:t>
-            </w:r>
+            <w:hyperlink r:id="rId26">
+              <w:r>
+                <w:rPr>
+                  <w:rStyle w:val="Hyperlink"/>
+                </w:rPr>
+                <w:t xml:space="preserve">4</w:t>
+              </w:r>
+            </w:hyperlink>
+            <w:r>
+              <w:t xml:space="preserve">,</w:t>
+            </w:r>
+            <w:r>
+              <w:t xml:space="preserve"> </w:t>
+            </w:r>
+            <w:hyperlink r:id="rId27">
+              <w:r>
+                <w:rPr>
+                  <w:rStyle w:val="Hyperlink"/>
+                </w:rPr>
+                <w:t xml:space="preserve">6</w:t>
+              </w:r>
+            </w:hyperlink>
           </w:p>
         </w:tc>
       </w:tr>
@@ -554,9 +611,28 @@
             <w:pPr>
               <w:pStyle w:val="Compact"/>
             </w:pPr>
-            <w:r>
-              <w:t xml:space="preserve">1, 5</w:t>
-            </w:r>
+            <w:hyperlink r:id="rId23">
+              <w:r>
+                <w:rPr>
+                  <w:rStyle w:val="Hyperlink"/>
+                </w:rPr>
+                <w:t xml:space="preserve">1</w:t>
+              </w:r>
+            </w:hyperlink>
+            <w:r>
+              <w:t xml:space="preserve">,</w:t>
+            </w:r>
+            <w:r>
+              <w:t xml:space="preserve"> </w:t>
+            </w:r>
+            <w:hyperlink r:id="rId28">
+              <w:r>
+                <w:rPr>
+                  <w:rStyle w:val="Hyperlink"/>
+                </w:rPr>
+                <w:t xml:space="preserve">5</w:t>
+              </w:r>
+            </w:hyperlink>
           </w:p>
         </w:tc>
       </w:tr>
@@ -611,7 +687,7 @@
         </w:tc>
       </w:tr>
     </w:tbl>
-    <w:bookmarkStart w:id="23" w:name="X8f9df3eb8a1ad2692d0d3d39019bc6c8b093a52"/>
+    <w:bookmarkStart w:id="29" w:name="X8f9df3eb8a1ad2692d0d3d39019bc6c8b093a52"/>
     <w:p>
       <w:pPr>
         <w:pStyle w:val="Heading3"/>
@@ -1155,9 +1231,9 @@
         </w:pict>
       </w:r>
     </w:p>
-    <w:bookmarkEnd w:id="23"/>
-    <w:bookmarkEnd w:id="24"/>
-    <w:bookmarkStart w:id="28" w:name="week-by-week-preparation-checklist"/>
+    <w:bookmarkEnd w:id="29"/>
+    <w:bookmarkEnd w:id="30"/>
+    <w:bookmarkStart w:id="34" w:name="week-by-week-preparation-checklist"/>
     <w:p>
       <w:pPr>
         <w:pStyle w:val="Heading2"/>
@@ -1199,20 +1275,20 @@
       <w:r>
         <w:drawing>
           <wp:inline>
-            <wp:extent cx="5759999" cy="2687780"/>
+            <wp:extent cx="5759999" cy="3319510"/>
             <wp:effectExtent b="0" l="0" r="0" t="0"/>
-            <wp:docPr descr="RAP1 submission contents" title="" id="26" name="Picture"/>
+            <wp:docPr descr="RAP1 submission contents" title="" id="32" name="Picture"/>
             <a:graphic>
               <a:graphicData uri="http://schemas.openxmlformats.org/drawingml/2006/picture">
                 <pic:pic>
                   <pic:nvPicPr>
-                    <pic:cNvPr descr="h07-02-rap1.png" id="27" name="Picture"/>
+                    <pic:cNvPr descr="h07-02-rap1.png" id="33" name="Picture"/>
                     <pic:cNvPicPr>
                       <a:picLocks noChangeArrowheads="1" noChangeAspect="1"/>
                     </pic:cNvPicPr>
                   </pic:nvPicPr>
                   <pic:blipFill>
-                    <a:blip r:embed="rId25"/>
+                    <a:blip r:embed="rId31"/>
                     <a:stretch>
                       <a:fillRect/>
                     </a:stretch>
@@ -1220,7 +1296,7 @@
                   <pic:spPr bwMode="auto">
                     <a:xfrm>
                       <a:off x="0" y="0"/>
-                      <a:ext cx="5759999" cy="2687780"/>
+                      <a:ext cx="5759999" cy="3319510"/>
                     </a:xfrm>
                     <a:prstGeom prst="rect">
                       <a:avLst/>
@@ -1253,6 +1329,25 @@
     </w:p>
     <w:p>
       <w:pPr>
+        <w:pStyle w:val="BlockText"/>
+      </w:pPr>
+      <w:r>
+        <w:t xml:space="preserve">Source:</w:t>
+      </w:r>
+      <w:r>
+        <w:t xml:space="preserve"> </w:t>
+      </w:r>
+      <w:hyperlink r:id="rId23">
+        <w:r>
+          <w:rPr>
+            <w:rStyle w:val="Hyperlink"/>
+          </w:rPr>
+          <w:t xml:space="preserve">Week 1 · Term project</w:t>
+        </w:r>
+      </w:hyperlink>
+    </w:p>
+    <w:p>
+      <w:pPr>
         <w:pStyle w:val="Compact"/>
         <w:numPr>
           <w:ilvl w:val="0"/>
@@ -1372,6 +1467,25 @@
     </w:p>
     <w:p>
       <w:pPr>
+        <w:pStyle w:val="BlockText"/>
+      </w:pPr>
+      <w:r>
+        <w:t xml:space="preserve">Source:</w:t>
+      </w:r>
+      <w:r>
+        <w:t xml:space="preserve"> </w:t>
+      </w:r>
+      <w:hyperlink r:id="rId24">
+        <w:r>
+          <w:rPr>
+            <w:rStyle w:val="Hyperlink"/>
+          </w:rPr>
+          <w:t xml:space="preserve">Week 2 · Term project</w:t>
+        </w:r>
+      </w:hyperlink>
+    </w:p>
+    <w:p>
+      <w:pPr>
         <w:pStyle w:val="Compact"/>
         <w:numPr>
           <w:ilvl w:val="0"/>
@@ -1452,6 +1566,25 @@
     </w:p>
     <w:p>
       <w:pPr>
+        <w:pStyle w:val="BlockText"/>
+      </w:pPr>
+      <w:r>
+        <w:t xml:space="preserve">Source:</w:t>
+      </w:r>
+      <w:r>
+        <w:t xml:space="preserve"> </w:t>
+      </w:r>
+      <w:hyperlink r:id="rId25">
+        <w:r>
+          <w:rPr>
+            <w:rStyle w:val="Hyperlink"/>
+          </w:rPr>
+          <w:t xml:space="preserve">Week 3 · Term project</w:t>
+        </w:r>
+      </w:hyperlink>
+    </w:p>
+    <w:p>
+      <w:pPr>
         <w:pStyle w:val="Compact"/>
         <w:numPr>
           <w:ilvl w:val="0"/>
@@ -1528,6 +1661,25 @@
     </w:p>
     <w:p>
       <w:pPr>
+        <w:pStyle w:val="BlockText"/>
+      </w:pPr>
+      <w:r>
+        <w:t xml:space="preserve">Source:</w:t>
+      </w:r>
+      <w:r>
+        <w:t xml:space="preserve"> </w:t>
+      </w:r>
+      <w:hyperlink r:id="rId26">
+        <w:r>
+          <w:rPr>
+            <w:rStyle w:val="Hyperlink"/>
+          </w:rPr>
+          <w:t xml:space="preserve">Week 4 · Term project</w:t>
+        </w:r>
+      </w:hyperlink>
+    </w:p>
+    <w:p>
+      <w:pPr>
         <w:pStyle w:val="Compact"/>
         <w:numPr>
           <w:ilvl w:val="0"/>
@@ -1627,6 +1779,25 @@
     </w:p>
     <w:p>
       <w:pPr>
+        <w:pStyle w:val="BlockText"/>
+      </w:pPr>
+      <w:r>
+        <w:t xml:space="preserve">Source:</w:t>
+      </w:r>
+      <w:r>
+        <w:t xml:space="preserve"> </w:t>
+      </w:r>
+      <w:hyperlink r:id="rId28">
+        <w:r>
+          <w:rPr>
+            <w:rStyle w:val="Hyperlink"/>
+          </w:rPr>
+          <w:t xml:space="preserve">Week 5 · Term project</w:t>
+        </w:r>
+      </w:hyperlink>
+    </w:p>
+    <w:p>
+      <w:pPr>
         <w:pStyle w:val="Compact"/>
         <w:numPr>
           <w:ilvl w:val="0"/>
@@ -1663,6 +1834,25 @@
     </w:p>
     <w:p>
       <w:pPr>
+        <w:pStyle w:val="BlockText"/>
+      </w:pPr>
+      <w:r>
+        <w:t xml:space="preserve">Source:</w:t>
+      </w:r>
+      <w:r>
+        <w:t xml:space="preserve"> </w:t>
+      </w:r>
+      <w:hyperlink r:id="rId27">
+        <w:r>
+          <w:rPr>
+            <w:rStyle w:val="Hyperlink"/>
+          </w:rPr>
+          <w:t xml:space="preserve">Week 6 · Term project</w:t>
+        </w:r>
+      </w:hyperlink>
+    </w:p>
+    <w:p>
+      <w:pPr>
         <w:pStyle w:val="Compact"/>
         <w:numPr>
           <w:ilvl w:val="0"/>
@@ -1704,8 +1894,8 @@
         </w:pict>
       </w:r>
     </w:p>
-    <w:bookmarkEnd w:id="28"/>
-    <w:bookmarkStart w:id="34" w:name="demonstration-suggested-flow"/>
+    <w:bookmarkEnd w:id="34"/>
+    <w:bookmarkStart w:id="40" w:name="demonstration-suggested-flow"/>
     <w:p>
       <w:pPr>
         <w:pStyle w:val="Heading2"/>
@@ -1735,20 +1925,20 @@
       <w:r>
         <w:drawing>
           <wp:inline>
-            <wp:extent cx="5759999" cy="2470728"/>
+            <wp:extent cx="5759999" cy="1837759"/>
             <wp:effectExtent b="0" l="0" r="0" t="0"/>
-            <wp:docPr descr="Common mistakes in the demonstration" title="" id="30" name="Picture"/>
+            <wp:docPr descr="Common mistakes in the demonstration" title="" id="36" name="Picture"/>
             <a:graphic>
               <a:graphicData uri="http://schemas.openxmlformats.org/drawingml/2006/picture">
                 <pic:pic>
                   <pic:nvPicPr>
-                    <pic:cNvPr descr="h07-03-sik-hatalar.png" id="31" name="Picture"/>
+                    <pic:cNvPr descr="h07-03-sik-hatalar.png" id="37" name="Picture"/>
                     <pic:cNvPicPr>
                       <a:picLocks noChangeArrowheads="1" noChangeAspect="1"/>
                     </pic:cNvPicPr>
                   </pic:nvPicPr>
                   <pic:blipFill>
-                    <a:blip r:embed="rId29"/>
+                    <a:blip r:embed="rId35"/>
                     <a:stretch>
                       <a:fillRect/>
                     </a:stretch>
@@ -1756,7 +1946,7 @@
                   <pic:spPr bwMode="auto">
                     <a:xfrm>
                       <a:off x="0" y="0"/>
-                      <a:ext cx="5759999" cy="2470728"/>
+                      <a:ext cx="5759999" cy="1837759"/>
                     </a:xfrm>
                     <a:prstGeom prst="rect">
                       <a:avLst/>
@@ -2023,7 +2213,7 @@
         <w:t xml:space="preserve">does not exist yet, in the assessor’s eyes.</w:t>
       </w:r>
     </w:p>
-    <w:bookmarkStart w:id="32" w:name="X46943baf8a3f49bee48595db689bf5d7997106b"/>
+    <w:bookmarkStart w:id="38" w:name="X46943baf8a3f49bee48595db689bf5d7997106b"/>
     <w:p>
       <w:pPr>
         <w:pStyle w:val="Heading3"/>
@@ -2122,8 +2312,8 @@
         <w:t xml:space="preserve">Which section describes the control for T3 in your threat table, and how was it tested?</w:t>
       </w:r>
     </w:p>
-    <w:bookmarkEnd w:id="32"/>
-    <w:bookmarkStart w:id="33" w:name="common-mistakes"/>
+    <w:bookmarkEnd w:id="38"/>
+    <w:bookmarkStart w:id="39" w:name="common-mistakes"/>
     <w:p>
       <w:pPr>
         <w:pStyle w:val="Heading3"/>
@@ -2334,9 +2524,9 @@
         </w:pict>
       </w:r>
     </w:p>
-    <w:bookmarkEnd w:id="33"/>
-    <w:bookmarkEnd w:id="34"/>
-    <w:bookmarkStart w:id="38" w:name="academic-integrity"/>
+    <w:bookmarkEnd w:id="39"/>
+    <w:bookmarkEnd w:id="40"/>
+    <w:bookmarkStart w:id="44" w:name="academic-integrity"/>
     <w:p>
       <w:pPr>
         <w:pStyle w:val="Heading2"/>
@@ -2384,20 +2574,20 @@
       <w:r>
         <w:drawing>
           <wp:inline>
-            <wp:extent cx="5759999" cy="2283460"/>
+            <wp:extent cx="5759999" cy="1265750"/>
             <wp:effectExtent b="0" l="0" r="0" t="0"/>
-            <wp:docPr descr="How the rubric is read" title="" id="36" name="Picture"/>
+            <wp:docPr descr="How the rubric is read" title="" id="42" name="Picture"/>
             <a:graphic>
               <a:graphicData uri="http://schemas.openxmlformats.org/drawingml/2006/picture">
                 <pic:pic>
                   <pic:nvPicPr>
-                    <pic:cNvPr descr="h07-04-rubrik.png" id="37" name="Picture"/>
+                    <pic:cNvPr descr="h07-04-rubrik.png" id="43" name="Picture"/>
                     <pic:cNvPicPr>
                       <a:picLocks noChangeArrowheads="1" noChangeAspect="1"/>
                     </pic:cNvPicPr>
                   </pic:nvPicPr>
                   <pic:blipFill>
-                    <a:blip r:embed="rId35"/>
+                    <a:blip r:embed="rId41"/>
                     <a:stretch>
                       <a:fillRect/>
                     </a:stretch>
@@ -2405,7 +2595,7 @@
                   <pic:spPr bwMode="auto">
                     <a:xfrm>
                       <a:off x="0" y="0"/>
-                      <a:ext cx="5759999" cy="2283460"/>
+                      <a:ext cx="5759999" cy="1265750"/>
                     </a:xfrm>
                     <a:prstGeom prst="rect">
                       <a:avLst/>
@@ -2431,8 +2621,8 @@
         </w:pict>
       </w:r>
     </w:p>
-    <w:bookmarkEnd w:id="38"/>
-    <w:bookmarkStart w:id="39" w:name="after-the-demonstration"/>
+    <w:bookmarkEnd w:id="44"/>
+    <w:bookmarkStart w:id="46" w:name="after-the-demonstration"/>
     <w:p>
       <w:pPr>
         <w:pStyle w:val="Heading2"/>
@@ -2472,7 +2662,21 @@
         <w:t xml:space="preserve"> </w:t>
       </w:r>
       <w:r>
-        <w:t xml:space="preserve">is a small model of the assessment process you will see in Week 12.</w:t>
+        <w:t xml:space="preserve">is a small model of the assessment process you will see in</w:t>
+      </w:r>
+      <w:r>
+        <w:t xml:space="preserve"> </w:t>
+      </w:r>
+      <w:hyperlink r:id="rId45">
+        <w:r>
+          <w:rPr>
+            <w:rStyle w:val="Hyperlink"/>
+          </w:rPr>
+          <w:t xml:space="preserve">Week 12</w:t>
+        </w:r>
+      </w:hyperlink>
+      <w:r>
+        <w:t xml:space="preserve">.</w:t>
       </w:r>
     </w:p>
     <w:p>
@@ -2499,8 +2703,8 @@
         <w:t xml:space="preserve">results, S17 compliance matrix) will be filled in with the topics of weeks 9–14.</w:t>
       </w:r>
     </w:p>
-    <w:bookmarkEnd w:id="39"/>
-    <w:bookmarkEnd w:id="40"/>
+    <w:bookmarkEnd w:id="46"/>
+    <w:bookmarkEnd w:id="47"/>
     <w:sectPr>
       <w:headerReference r:id="rId9" w:type="default"/>
       <w:footerReference r:id="rId10" w:type="default"/>
